--- a/SkiDesk-Brand-Guidelines.docx
+++ b/SkiDesk-Brand-Guidelines.docx
@@ -368,7 +368,7 @@
           <w:sz w:val="22"/>
           <w:szCs w:val="22"/>
         </w:rPr>
-        <w:t xml:space="preserve">28 × 28 px rounded square, 7 px radius. Gradient fill: 135°, #2563EB → #7C3AED. White mountain icon centered inside.</w:t>
+        <w:t xml:space="preserve">28 x 28 px rounded square, 7 px radius. Gradient fill: 135 deg, #2563EB to #7C3AED. White mountain icon centered inside.</w:t>
       </w:r>
     </w:p>
     <w:p>
@@ -404,7 +404,7 @@
           <w:sz w:val="22"/>
           <w:szCs w:val="22"/>
         </w:rPr>
-        <w:t xml:space="preserve">"SkiDesk" in Plus Jakarta Sans 800, −0.03em tracking, #0D1526 on light / #FFFFFF on dark.</w:t>
+        <w:t xml:space="preserve">"SkiDesk" in Plus Jakarta Sans 800, -0.03em tracking, #0D1526 on light / #FFFFFF on dark.</w:t>
       </w:r>
     </w:p>
     <w:p>
@@ -2492,7 +2492,7 @@
                 <w:sz w:val="18"/>
                 <w:szCs w:val="18"/>
               </w:rPr>
-              <w:t xml:space="preserve">clamp(44–66px)</w:t>
+              <w:t xml:space="preserve">clamp(44-66px)</w:t>
             </w:r>
           </w:p>
         </w:tc>
@@ -2562,7 +2562,7 @@
                 <w:sz w:val="18"/>
                 <w:szCs w:val="18"/>
               </w:rPr>
-              <w:t xml:space="preserve">−0.04em</w:t>
+              <w:t xml:space="preserve">-0.04em</w:t>
             </w:r>
           </w:p>
         </w:tc>
@@ -2669,7 +2669,7 @@
                 <w:sz w:val="18"/>
                 <w:szCs w:val="18"/>
               </w:rPr>
-              <w:t xml:space="preserve">clamp(32–50px)</w:t>
+              <w:t xml:space="preserve">clamp(32-50px)</w:t>
             </w:r>
           </w:p>
         </w:tc>
@@ -2739,7 +2739,7 @@
                 <w:sz w:val="18"/>
                 <w:szCs w:val="18"/>
               </w:rPr>
-              <w:t xml:space="preserve">−0.03em</w:t>
+              <w:t xml:space="preserve">-0.03em</w:t>
             </w:r>
           </w:p>
         </w:tc>
@@ -2916,7 +2916,7 @@
                 <w:sz w:val="18"/>
                 <w:szCs w:val="18"/>
               </w:rPr>
-              <w:t xml:space="preserve">−0.03em</w:t>
+              <w:t xml:space="preserve">-0.03em</w:t>
             </w:r>
           </w:p>
         </w:tc>
@@ -3093,7 +3093,7 @@
                 <w:sz w:val="18"/>
                 <w:szCs w:val="18"/>
               </w:rPr>
-              <w:t xml:space="preserve">−0.02em</w:t>
+              <w:t xml:space="preserve">-0.02em</w:t>
             </w:r>
           </w:p>
         </w:tc>
@@ -3377,7 +3377,7 @@
                 <w:sz w:val="18"/>
                 <w:szCs w:val="18"/>
               </w:rPr>
-              <w:t xml:space="preserve">13–14px</w:t>
+              <w:t xml:space="preserve">13-14px</w:t>
             </w:r>
           </w:p>
         </w:tc>
@@ -3731,7 +3731,7 @@
                 <w:sz w:val="18"/>
                 <w:szCs w:val="18"/>
               </w:rPr>
-              <w:t xml:space="preserve">10–11px</w:t>
+              <w:t xml:space="preserve">10-11px</w:t>
             </w:r>
           </w:p>
         </w:tc>
@@ -3970,7 +3970,7 @@
           <w:sz w:val="20"/>
           <w:szCs w:val="20"/>
         </w:rPr>
-        <w:t xml:space="preserve">09:00 — 11:30  ·  #BK-00147  ·  app.skidesk.com</w:t>
+        <w:t xml:space="preserve">09:00 - 11:30  /  #BK-00147  /  app.skidesk.com</w:t>
       </w:r>
     </w:p>
     <w:p>
@@ -10299,7 +10299,7 @@
                 <w:sz w:val="18"/>
                 <w:szCs w:val="18"/>
               </w:rPr>
-              <w:t xml:space="preserve">6–8px</w:t>
+              <w:t xml:space="preserve">6-8px</w:t>
             </w:r>
           </w:p>
         </w:tc>
@@ -10367,7 +10367,7 @@
                 <w:sz w:val="18"/>
                 <w:szCs w:val="18"/>
               </w:rPr>
-              <w:t xml:space="preserve">10–12px</w:t>
+              <w:t xml:space="preserve">10-12px</w:t>
             </w:r>
           </w:p>
         </w:tc>
@@ -10435,7 +10435,7 @@
                 <w:sz w:val="18"/>
                 <w:szCs w:val="18"/>
               </w:rPr>
-              <w:t xml:space="preserve">14–16px</w:t>
+              <w:t xml:space="preserve">14-16px</w:t>
             </w:r>
           </w:p>
         </w:tc>
@@ -10503,7 +10503,7 @@
                 <w:sz w:val="18"/>
                 <w:szCs w:val="18"/>
               </w:rPr>
-              <w:t xml:space="preserve">20–24px</w:t>
+              <w:t xml:space="preserve">20-24px</w:t>
             </w:r>
           </w:p>
         </w:tc>
@@ -10571,7 +10571,7 @@
                 <w:sz w:val="18"/>
                 <w:szCs w:val="18"/>
               </w:rPr>
-              <w:t xml:space="preserve">28–32px</w:t>
+              <w:t xml:space="preserve">28-32px</w:t>
             </w:r>
           </w:p>
         </w:tc>
@@ -10639,7 +10639,7 @@
                 <w:sz w:val="18"/>
                 <w:szCs w:val="18"/>
               </w:rPr>
-              <w:t xml:space="preserve">36–48px</w:t>
+              <w:t xml:space="preserve">36-48px</w:t>
             </w:r>
           </w:p>
         </w:tc>
@@ -10707,7 +10707,7 @@
                 <w:sz w:val="18"/>
                 <w:szCs w:val="18"/>
               </w:rPr>
-              <w:t xml:space="preserve">52–56px</w:t>
+              <w:t xml:space="preserve">52-56px</w:t>
             </w:r>
           </w:p>
         </w:tc>
@@ -10775,7 +10775,7 @@
                 <w:sz w:val="18"/>
                 <w:szCs w:val="18"/>
               </w:rPr>
-              <w:t xml:space="preserve">60–64px</w:t>
+              <w:t xml:space="preserve">60-64px</w:t>
             </w:r>
           </w:p>
         </w:tc>
@@ -10843,7 +10843,7 @@
                 <w:sz w:val="18"/>
                 <w:szCs w:val="18"/>
               </w:rPr>
-              <w:t xml:space="preserve">72–80px</w:t>
+              <w:t xml:space="preserve">72-80px</w:t>
             </w:r>
           </w:p>
         </w:tc>
@@ -11839,7 +11839,7 @@
                 <w:sz w:val="16"/>
                 <w:szCs w:val="16"/>
               </w:rPr>
-              <w:t xml:space="preserve">opacity 0→1, translateY 18px→0</w:t>
+              <w:t xml:space="preserve">opacity 0-1, translateY 18px-0</w:t>
             </w:r>
           </w:p>
         </w:tc>
@@ -11975,7 +11975,7 @@
                 <w:sz w:val="16"/>
                 <w:szCs w:val="16"/>
               </w:rPr>
-              <w:t xml:space="preserve">opacity 0→1, translateY 24px→0</w:t>
+              <w:t xml:space="preserve">opacity 0-1, translateY 24px-0</w:t>
             </w:r>
           </w:p>
         </w:tc>
